--- a/resume.docx
+++ b/resume.docx
@@ -32,67 +32,7 @@
           <w:iCs/>
           <w:color w:val="222222"/>
         </w:rPr>
-        <w:t xml:space="preserve">Application Security </w:t>
-      </w:r>
-      <w:proofErr w:type="gramStart"/>
-      <w:r>
-        <w:rPr>
-          <w:rFonts w:ascii="Calibri" w:eastAsia="Calibri" w:hAnsi="Calibri" w:cs="Calibri"/>
-          <w:i/>
-          <w:iCs/>
-          <w:color w:val="222222"/>
-        </w:rPr>
-        <w:t>Engineer  |</w:t>
-      </w:r>
-      <w:proofErr w:type="gramEnd"/>
-      <w:r>
-        <w:rPr>
-          <w:rFonts w:ascii="Calibri" w:eastAsia="Calibri" w:hAnsi="Calibri" w:cs="Calibri"/>
-          <w:i/>
-          <w:iCs/>
-          <w:color w:val="222222"/>
-        </w:rPr>
-        <w:t xml:space="preserve">  </w:t>
-      </w:r>
-      <w:proofErr w:type="spellStart"/>
-      <w:r>
-        <w:rPr>
-          <w:rFonts w:ascii="Calibri" w:eastAsia="Calibri" w:hAnsi="Calibri" w:cs="Calibri"/>
-          <w:i/>
-          <w:iCs/>
-          <w:color w:val="222222"/>
-        </w:rPr>
-        <w:t>eJPT</w:t>
-      </w:r>
-      <w:proofErr w:type="spellEnd"/>
-      <w:r>
-        <w:rPr>
-          <w:rFonts w:ascii="Calibri" w:eastAsia="Calibri" w:hAnsi="Calibri" w:cs="Calibri"/>
-          <w:i/>
-          <w:iCs/>
-          <w:color w:val="222222"/>
-        </w:rPr>
-        <w:t xml:space="preserve"> Certified Penetration </w:t>
-      </w:r>
-      <w:proofErr w:type="gramStart"/>
-      <w:r>
-        <w:rPr>
-          <w:rFonts w:ascii="Calibri" w:eastAsia="Calibri" w:hAnsi="Calibri" w:cs="Calibri"/>
-          <w:i/>
-          <w:iCs/>
-          <w:color w:val="222222"/>
-        </w:rPr>
-        <w:t>Tester  |</w:t>
-      </w:r>
-      <w:proofErr w:type="gramEnd"/>
-      <w:r>
-        <w:rPr>
-          <w:rFonts w:ascii="Calibri" w:eastAsia="Calibri" w:hAnsi="Calibri" w:cs="Calibri"/>
-          <w:i/>
-          <w:iCs/>
-          <w:color w:val="222222"/>
-        </w:rPr>
-        <w:t xml:space="preserve">  Cybersecurity Professional</w:t>
+        <w:t>Application Security Engineer  |  eJPT Certified Penetration Tester  |  Cybersecurity Professional</w:t>
       </w:r>
     </w:p>
     <w:p>
@@ -126,27 +66,7 @@
             <w:sz w:val="18"/>
             <w:szCs w:val="18"/>
           </w:rPr>
-          <w:t>linkedin.com/in/</w:t>
-        </w:r>
-        <w:proofErr w:type="spellStart"/>
-        <w:r>
-          <w:rPr>
-            <w:rStyle w:val="Hyperlink"/>
-            <w:rFonts w:ascii="Calibri" w:eastAsia="Calibri" w:hAnsi="Calibri" w:cs="Calibri"/>
-            <w:sz w:val="18"/>
-            <w:szCs w:val="18"/>
-          </w:rPr>
-          <w:t>surajapar</w:t>
-        </w:r>
-        <w:proofErr w:type="spellEnd"/>
-        <w:r>
-          <w:rPr>
-            <w:rStyle w:val="Hyperlink"/>
-            <w:rFonts w:ascii="Calibri" w:eastAsia="Calibri" w:hAnsi="Calibri" w:cs="Calibri"/>
-            <w:sz w:val="18"/>
-            <w:szCs w:val="18"/>
-          </w:rPr>
-          <w:t xml:space="preserve">  </w:t>
+          <w:t xml:space="preserve">linkedin.com/in/surajapar  </w:t>
         </w:r>
       </w:hyperlink>
       <w:r>
@@ -156,16 +76,7 @@
           <w:sz w:val="18"/>
           <w:szCs w:val="18"/>
         </w:rPr>
-        <w:t xml:space="preserve"> </w:t>
-      </w:r>
-      <w:r>
-        <w:rPr>
-          <w:rFonts w:ascii="Calibri" w:eastAsia="Calibri" w:hAnsi="Calibri" w:cs="Calibri"/>
-          <w:color w:val="222222"/>
-          <w:sz w:val="18"/>
-          <w:szCs w:val="18"/>
-        </w:rPr>
-        <w:t xml:space="preserve">| </w:t>
+        <w:t xml:space="preserve"> | </w:t>
       </w:r>
       <w:hyperlink r:id="rId6" w:history="1">
         <w:r>
@@ -184,27 +95,7 @@
             <w:sz w:val="18"/>
             <w:szCs w:val="18"/>
           </w:rPr>
-          <w:t xml:space="preserve"> github.com/</w:t>
-        </w:r>
-        <w:proofErr w:type="spellStart"/>
-        <w:r>
-          <w:rPr>
-            <w:rStyle w:val="Hyperlink"/>
-            <w:rFonts w:ascii="Calibri" w:eastAsia="Calibri" w:hAnsi="Calibri" w:cs="Calibri"/>
-            <w:sz w:val="18"/>
-            <w:szCs w:val="18"/>
-          </w:rPr>
-          <w:t>surajapar</w:t>
-        </w:r>
-        <w:proofErr w:type="spellEnd"/>
-        <w:r>
-          <w:rPr>
-            <w:rStyle w:val="Hyperlink"/>
-            <w:rFonts w:ascii="Calibri" w:eastAsia="Calibri" w:hAnsi="Calibri" w:cs="Calibri"/>
-            <w:sz w:val="18"/>
-            <w:szCs w:val="18"/>
-          </w:rPr>
-          <w:t xml:space="preserve">  </w:t>
+          <w:t xml:space="preserve"> github.com/surajapar  </w:t>
         </w:r>
       </w:hyperlink>
       <w:r>
@@ -244,19 +135,8 @@
             <w:sz w:val="18"/>
             <w:szCs w:val="18"/>
           </w:rPr>
-          <w:t>tryhackme.com/p/</w:t>
+          <w:t>tryhackme.com/p/surajapar</w:t>
         </w:r>
-        <w:proofErr w:type="spellStart"/>
-        <w:r>
-          <w:rPr>
-            <w:rStyle w:val="Hyperlink"/>
-            <w:rFonts w:ascii="Calibri" w:eastAsia="Calibri" w:hAnsi="Calibri" w:cs="Calibri"/>
-            <w:sz w:val="18"/>
-            <w:szCs w:val="18"/>
-          </w:rPr>
-          <w:t>surajapar</w:t>
-        </w:r>
-        <w:proofErr w:type="spellEnd"/>
       </w:hyperlink>
     </w:p>
     <w:p>
@@ -288,87 +168,25 @@
           <w:sz w:val="19"/>
           <w:szCs w:val="19"/>
         </w:rPr>
-        <w:t xml:space="preserve">Cybersecurity professional with hands-on foundation in application-security fundamentals: OWASP Top 10, secure coding review, vulnerability assessment, and Python/Bash scripting, backed by an </w:t>
-      </w:r>
-      <w:proofErr w:type="spellStart"/>
-      <w:r>
-        <w:rPr>
-          <w:rFonts w:ascii="Calibri" w:eastAsia="Calibri" w:hAnsi="Calibri" w:cs="Calibri"/>
-          <w:color w:val="222222"/>
-          <w:sz w:val="19"/>
-          <w:szCs w:val="19"/>
-        </w:rPr>
-        <w:t>eJPT</w:t>
-      </w:r>
-      <w:proofErr w:type="spellEnd"/>
-      <w:r>
-        <w:rPr>
-          <w:rFonts w:ascii="Calibri" w:eastAsia="Calibri" w:hAnsi="Calibri" w:cs="Calibri"/>
-          <w:color w:val="222222"/>
-          <w:sz w:val="19"/>
-          <w:szCs w:val="19"/>
-        </w:rPr>
-        <w:t xml:space="preserve"> (</w:t>
-      </w:r>
-      <w:proofErr w:type="spellStart"/>
-      <w:r>
-        <w:rPr>
-          <w:rFonts w:ascii="Calibri" w:eastAsia="Calibri" w:hAnsi="Calibri" w:cs="Calibri"/>
-          <w:color w:val="222222"/>
-          <w:sz w:val="19"/>
-          <w:szCs w:val="19"/>
-        </w:rPr>
-        <w:t>eLearnSecurity</w:t>
-      </w:r>
-      <w:proofErr w:type="spellEnd"/>
-      <w:r>
-        <w:rPr>
-          <w:rFonts w:ascii="Calibri" w:eastAsia="Calibri" w:hAnsi="Calibri" w:cs="Calibri"/>
-          <w:color w:val="222222"/>
-          <w:sz w:val="19"/>
-          <w:szCs w:val="19"/>
-        </w:rPr>
-        <w:t xml:space="preserve"> Junior Penetration Tester) certification. </w:t>
-      </w:r>
-      <w:proofErr w:type="spellStart"/>
-      <w:r>
-        <w:rPr>
-          <w:rFonts w:ascii="Calibri" w:eastAsia="Calibri" w:hAnsi="Calibri" w:cs="Calibri"/>
-          <w:color w:val="222222"/>
-          <w:sz w:val="19"/>
-          <w:szCs w:val="19"/>
-        </w:rPr>
-        <w:t>TryHackMe</w:t>
-      </w:r>
-      <w:proofErr w:type="spellEnd"/>
-      <w:r>
-        <w:rPr>
-          <w:rFonts w:ascii="Calibri" w:eastAsia="Calibri" w:hAnsi="Calibri" w:cs="Calibri"/>
-          <w:color w:val="222222"/>
-          <w:sz w:val="19"/>
-          <w:szCs w:val="19"/>
-        </w:rPr>
-        <w:t xml:space="preserve"> Top 5% (Level 10 Master rank) with practical exposure to identifying, triaging, and documenting security vulnerabilities across web applications and networked systems. Published technical security research (4 articles) on vulnerability analysis and exploitation methodology. Seeking to bring a builder's mindset and strong attention to detail to an Application Security Engineer role, supporting secure SDLC integration and </w:t>
-      </w:r>
-      <w:proofErr w:type="spellStart"/>
-      <w:r>
-        <w:rPr>
-          <w:rFonts w:ascii="Calibri" w:eastAsia="Calibri" w:hAnsi="Calibri" w:cs="Calibri"/>
-          <w:color w:val="222222"/>
-          <w:sz w:val="19"/>
-          <w:szCs w:val="19"/>
-        </w:rPr>
-        <w:t>DevSecOps</w:t>
-      </w:r>
-      <w:proofErr w:type="spellEnd"/>
-      <w:r>
-        <w:rPr>
-          <w:rFonts w:ascii="Calibri" w:eastAsia="Calibri" w:hAnsi="Calibri" w:cs="Calibri"/>
-          <w:color w:val="222222"/>
-          <w:sz w:val="19"/>
-          <w:szCs w:val="19"/>
-        </w:rPr>
-        <w:t xml:space="preserve"> practices.</w:t>
+        <w:t xml:space="preserve">Cybersecurity professional with hands-on foundation in application-security fundamentals: OWASP Top 10, secure coding review, vulnerability assessment, and Python/Bash scripting, backed by an eJPT (eLearnSecurity Junior Penetration Tester) certification. TryHackMe Top </w:t>
+      </w:r>
+      <w:r>
+        <w:rPr>
+          <w:rFonts w:ascii="Calibri" w:eastAsia="Calibri" w:hAnsi="Calibri" w:cs="Calibri"/>
+          <w:color w:val="222222"/>
+          <w:sz w:val="19"/>
+          <w:szCs w:val="19"/>
+        </w:rPr>
+        <w:t>2</w:t>
+      </w:r>
+      <w:r>
+        <w:rPr>
+          <w:rFonts w:ascii="Calibri" w:eastAsia="Calibri" w:hAnsi="Calibri" w:cs="Calibri"/>
+          <w:color w:val="222222"/>
+          <w:sz w:val="19"/>
+          <w:szCs w:val="19"/>
+        </w:rPr>
+        <w:t>% (Level 10 Master rank) with practical exposure to identifying, triaging, and documenting security vulnerabilities across web applications and networked systems. Published technical security research (4 articles) on vulnerability analysis and exploitation methodology. Seeking to bring a builder's mindset and strong attention to detail to an Application Security Engineer role, supporting secure SDLC integration and DevSecOps practices.</w:t>
       </w:r>
     </w:p>
     <w:p>
@@ -399,7 +217,6 @@
         <w:spacing w:after="40"/>
       </w:pPr>
       <w:hyperlink r:id="rId9" w:anchor="acc.LgXWma7S" w:history="1">
-        <w:proofErr w:type="spellStart"/>
         <w:r>
           <w:rPr>
             <w:rStyle w:val="Hyperlink"/>
@@ -407,37 +224,7 @@
             <w:sz w:val="19"/>
             <w:szCs w:val="19"/>
           </w:rPr>
-          <w:t>eJPT</w:t>
-        </w:r>
-        <w:proofErr w:type="spellEnd"/>
-        <w:r>
-          <w:rPr>
-            <w:rStyle w:val="Hyperlink"/>
-            <w:rFonts w:ascii="Calibri" w:eastAsia="Calibri" w:hAnsi="Calibri" w:cs="Calibri"/>
-            <w:sz w:val="19"/>
-            <w:szCs w:val="19"/>
-          </w:rPr>
-          <w:t xml:space="preserve"> — </w:t>
-        </w:r>
-        <w:proofErr w:type="spellStart"/>
-        <w:r>
-          <w:rPr>
-            <w:rStyle w:val="Hyperlink"/>
-            <w:rFonts w:ascii="Calibri" w:eastAsia="Calibri" w:hAnsi="Calibri" w:cs="Calibri"/>
-            <w:sz w:val="19"/>
-            <w:szCs w:val="19"/>
-          </w:rPr>
-          <w:t>eLearnSecurity</w:t>
-        </w:r>
-        <w:proofErr w:type="spellEnd"/>
-        <w:r>
-          <w:rPr>
-            <w:rStyle w:val="Hyperlink"/>
-            <w:rFonts w:ascii="Calibri" w:eastAsia="Calibri" w:hAnsi="Calibri" w:cs="Calibri"/>
-            <w:sz w:val="19"/>
-            <w:szCs w:val="19"/>
-          </w:rPr>
-          <w:t xml:space="preserve"> Junior Penetration Tester, INE (2026)</w:t>
+          <w:t>eJPT — eLearnSecurity Junior Penetration Tester, INE (2026)</w:t>
         </w:r>
       </w:hyperlink>
     </w:p>
@@ -457,27 +244,7 @@
           <w:sz w:val="19"/>
           <w:szCs w:val="19"/>
         </w:rPr>
-        <w:t xml:space="preserve">Junior Penetration Tester, Web Fundamentals, Cyber Security 101, Pre-Security — </w:t>
-      </w:r>
-      <w:proofErr w:type="spellStart"/>
-      <w:r>
-        <w:rPr>
-          <w:rFonts w:ascii="Calibri" w:eastAsia="Calibri" w:hAnsi="Calibri" w:cs="Calibri"/>
-          <w:color w:val="222222"/>
-          <w:sz w:val="19"/>
-          <w:szCs w:val="19"/>
-        </w:rPr>
-        <w:t>TryHackMe</w:t>
-      </w:r>
-      <w:proofErr w:type="spellEnd"/>
-      <w:r>
-        <w:rPr>
-          <w:rFonts w:ascii="Calibri" w:eastAsia="Calibri" w:hAnsi="Calibri" w:cs="Calibri"/>
-          <w:color w:val="222222"/>
-          <w:sz w:val="19"/>
-          <w:szCs w:val="19"/>
-        </w:rPr>
-        <w:t xml:space="preserve"> (2024–2025)</w:t>
+        <w:t>Junior Penetration Tester, Web Fundamentals, Cyber Security 101, Pre-Security — TryHackMe (2024–2025)</w:t>
       </w:r>
     </w:p>
     <w:p>
@@ -564,59 +331,8 @@
           <w:sz w:val="19"/>
           <w:szCs w:val="19"/>
         </w:rPr>
-        <w:t xml:space="preserve">Burp Suite, Nmap, Metasploit Framework, </w:t>
-      </w:r>
-      <w:proofErr w:type="spellStart"/>
-      <w:r>
-        <w:rPr>
-          <w:rFonts w:ascii="Calibri" w:eastAsia="Calibri" w:hAnsi="Calibri" w:cs="Calibri"/>
-          <w:color w:val="222222"/>
-          <w:sz w:val="19"/>
-          <w:szCs w:val="19"/>
-        </w:rPr>
-        <w:t>SQLMap</w:t>
-      </w:r>
-      <w:proofErr w:type="spellEnd"/>
-      <w:r>
-        <w:rPr>
-          <w:rFonts w:ascii="Calibri" w:eastAsia="Calibri" w:hAnsi="Calibri" w:cs="Calibri"/>
-          <w:color w:val="222222"/>
-          <w:sz w:val="19"/>
-          <w:szCs w:val="19"/>
-        </w:rPr>
-        <w:t xml:space="preserve">, Hydra, </w:t>
-      </w:r>
-      <w:proofErr w:type="spellStart"/>
-      <w:r>
-        <w:rPr>
-          <w:rFonts w:ascii="Calibri" w:eastAsia="Calibri" w:hAnsi="Calibri" w:cs="Calibri"/>
-          <w:color w:val="222222"/>
-          <w:sz w:val="19"/>
-          <w:szCs w:val="19"/>
-        </w:rPr>
-        <w:t>Gobuster</w:t>
-      </w:r>
-      <w:proofErr w:type="spellEnd"/>
-      <w:r>
-        <w:rPr>
-          <w:rFonts w:ascii="Calibri" w:eastAsia="Calibri" w:hAnsi="Calibri" w:cs="Calibri"/>
-          <w:color w:val="222222"/>
-          <w:sz w:val="19"/>
-          <w:szCs w:val="19"/>
-        </w:rPr>
-        <w:t xml:space="preserve">, </w:t>
-      </w:r>
-      <w:proofErr w:type="spellStart"/>
-      <w:r>
-        <w:rPr>
-          <w:rFonts w:ascii="Calibri" w:eastAsia="Calibri" w:hAnsi="Calibri" w:cs="Calibri"/>
-          <w:color w:val="222222"/>
-          <w:sz w:val="19"/>
-          <w:szCs w:val="19"/>
-        </w:rPr>
-        <w:t>Netcat</w:t>
-      </w:r>
-      <w:proofErr w:type="spellEnd"/>
+        <w:t>Burp Suite, Nmap, Metasploit Framework, SQLMap, Hydra, Gobuster, Netcat</w:t>
+      </w:r>
     </w:p>
     <w:p>
       <w:pPr>
@@ -752,38 +468,16 @@
           <w:sz w:val="19"/>
           <w:szCs w:val="19"/>
         </w:rPr>
-        <w:t xml:space="preserve">File &amp; Directory Integrity </w:t>
-      </w:r>
-      <w:proofErr w:type="gramStart"/>
-      <w:r>
-        <w:rPr>
-          <w:rFonts w:ascii="Calibri" w:eastAsia="Calibri" w:hAnsi="Calibri" w:cs="Calibri"/>
-          <w:b/>
-          <w:bCs/>
-          <w:color w:val="222222"/>
-          <w:sz w:val="19"/>
-          <w:szCs w:val="19"/>
-        </w:rPr>
-        <w:t>Checker</w:t>
-      </w:r>
-      <w:r>
-        <w:rPr>
-          <w:rFonts w:ascii="Calibri" w:eastAsia="Calibri" w:hAnsi="Calibri" w:cs="Calibri"/>
-          <w:color w:val="222222"/>
-          <w:sz w:val="19"/>
-          <w:szCs w:val="19"/>
-        </w:rPr>
-        <w:t xml:space="preserve">  —</w:t>
-      </w:r>
-      <w:proofErr w:type="gramEnd"/>
-      <w:r>
-        <w:rPr>
-          <w:rFonts w:ascii="Calibri" w:eastAsia="Calibri" w:hAnsi="Calibri" w:cs="Calibri"/>
-          <w:color w:val="222222"/>
-          <w:sz w:val="19"/>
-          <w:szCs w:val="19"/>
-        </w:rPr>
-        <w:t xml:space="preserve">  Personal Project (Python/Bash)</w:t>
+        <w:t>File &amp; Directory Integrity Checker</w:t>
+      </w:r>
+      <w:r>
+        <w:rPr>
+          <w:rFonts w:ascii="Calibri" w:eastAsia="Calibri" w:hAnsi="Calibri" w:cs="Calibri"/>
+          <w:color w:val="222222"/>
+          <w:sz w:val="19"/>
+          <w:szCs w:val="19"/>
+        </w:rPr>
+        <w:t xml:space="preserve">  —  Personal Project (Python/Bash)</w:t>
       </w:r>
       <w:r>
         <w:rPr>
@@ -870,38 +564,16 @@
           <w:sz w:val="19"/>
           <w:szCs w:val="19"/>
         </w:rPr>
-        <w:t xml:space="preserve">Cybersecurity Analyst </w:t>
-      </w:r>
-      <w:proofErr w:type="gramStart"/>
-      <w:r>
-        <w:rPr>
-          <w:rFonts w:ascii="Calibri" w:eastAsia="Calibri" w:hAnsi="Calibri" w:cs="Calibri"/>
-          <w:b/>
-          <w:bCs/>
-          <w:color w:val="222222"/>
-          <w:sz w:val="19"/>
-          <w:szCs w:val="19"/>
-        </w:rPr>
-        <w:t>Simulation</w:t>
-      </w:r>
-      <w:r>
-        <w:rPr>
-          <w:rFonts w:ascii="Calibri" w:eastAsia="Calibri" w:hAnsi="Calibri" w:cs="Calibri"/>
-          <w:color w:val="222222"/>
-          <w:sz w:val="19"/>
-          <w:szCs w:val="19"/>
-        </w:rPr>
-        <w:t xml:space="preserve">  —</w:t>
-      </w:r>
-      <w:proofErr w:type="gramEnd"/>
-      <w:r>
-        <w:rPr>
-          <w:rFonts w:ascii="Calibri" w:eastAsia="Calibri" w:hAnsi="Calibri" w:cs="Calibri"/>
-          <w:color w:val="222222"/>
-          <w:sz w:val="19"/>
-          <w:szCs w:val="19"/>
-        </w:rPr>
-        <w:t xml:space="preserve">  Mastercard (via Forage)</w:t>
+        <w:t>Cybersecurity Analyst Simulation</w:t>
+      </w:r>
+      <w:r>
+        <w:rPr>
+          <w:rFonts w:ascii="Calibri" w:eastAsia="Calibri" w:hAnsi="Calibri" w:cs="Calibri"/>
+          <w:color w:val="222222"/>
+          <w:sz w:val="19"/>
+          <w:szCs w:val="19"/>
+        </w:rPr>
+        <w:t xml:space="preserve">  —  Mastercard (via Forage)</w:t>
       </w:r>
       <w:r>
         <w:rPr>
@@ -932,27 +604,7 @@
           <w:sz w:val="19"/>
           <w:szCs w:val="19"/>
         </w:rPr>
-        <w:t xml:space="preserve">Simulated SOC/security-assessment workflows: </w:t>
-      </w:r>
-      <w:proofErr w:type="spellStart"/>
-      <w:r>
-        <w:rPr>
-          <w:rFonts w:ascii="Calibri" w:eastAsia="Calibri" w:hAnsi="Calibri" w:cs="Calibri"/>
-          <w:color w:val="222222"/>
-          <w:sz w:val="19"/>
-          <w:szCs w:val="19"/>
-        </w:rPr>
-        <w:t>analyzed</w:t>
-      </w:r>
-      <w:proofErr w:type="spellEnd"/>
-      <w:r>
-        <w:rPr>
-          <w:rFonts w:ascii="Calibri" w:eastAsia="Calibri" w:hAnsi="Calibri" w:cs="Calibri"/>
-          <w:color w:val="222222"/>
-          <w:sz w:val="19"/>
-          <w:szCs w:val="19"/>
-        </w:rPr>
-        <w:t xml:space="preserve"> phishing emails for social-engineering tactics, assessed organizational security risks, and proposed remediation controls</w:t>
+        <w:t>Simulated SOC/security-assessment workflows: analyzed phishing emails for social-engineering tactics, assessed organizational security risks, and proposed remediation controls</w:t>
       </w:r>
     </w:p>
     <w:p>
@@ -1014,27 +666,7 @@
           <w:sz w:val="19"/>
           <w:szCs w:val="19"/>
         </w:rPr>
-        <w:t xml:space="preserve">) — 4 published articles covering Nmap host discovery, network fundamentals, and </w:t>
-      </w:r>
-      <w:proofErr w:type="spellStart"/>
-      <w:r>
-        <w:rPr>
-          <w:rFonts w:ascii="Calibri" w:eastAsia="Calibri" w:hAnsi="Calibri" w:cs="Calibri"/>
-          <w:color w:val="222222"/>
-          <w:sz w:val="19"/>
-          <w:szCs w:val="19"/>
-        </w:rPr>
-        <w:t>eJPT</w:t>
-      </w:r>
-      <w:proofErr w:type="spellEnd"/>
-      <w:r>
-        <w:rPr>
-          <w:rFonts w:ascii="Calibri" w:eastAsia="Calibri" w:hAnsi="Calibri" w:cs="Calibri"/>
-          <w:color w:val="222222"/>
-          <w:sz w:val="19"/>
-          <w:szCs w:val="19"/>
-        </w:rPr>
-        <w:t xml:space="preserve"> CTF methodology (vulnerability assessment and system exploitation). Full portfolio: surajapar.medium.com</w:t>
+        <w:t>) — 4 published articles covering Nmap host discovery, network fundamentals, and eJPT CTF methodology (vulnerability assessment and system exploitation). Full portfolio: surajapar.medium.com</w:t>
       </w:r>
     </w:p>
     <w:p>
@@ -1071,38 +703,16 @@
           <w:sz w:val="19"/>
           <w:szCs w:val="19"/>
         </w:rPr>
-        <w:t xml:space="preserve">B.Sc. in Cyber &amp; Digital </w:t>
-      </w:r>
-      <w:proofErr w:type="gramStart"/>
-      <w:r>
-        <w:rPr>
-          <w:rFonts w:ascii="Calibri" w:eastAsia="Calibri" w:hAnsi="Calibri" w:cs="Calibri"/>
-          <w:b/>
-          <w:bCs/>
-          <w:color w:val="222222"/>
-          <w:sz w:val="19"/>
-          <w:szCs w:val="19"/>
-        </w:rPr>
-        <w:t>Science</w:t>
-      </w:r>
-      <w:r>
-        <w:rPr>
-          <w:rFonts w:ascii="Calibri" w:eastAsia="Calibri" w:hAnsi="Calibri" w:cs="Calibri"/>
-          <w:color w:val="222222"/>
-          <w:sz w:val="19"/>
-          <w:szCs w:val="19"/>
-        </w:rPr>
-        <w:t xml:space="preserve">  —</w:t>
-      </w:r>
-      <w:proofErr w:type="gramEnd"/>
-      <w:r>
-        <w:rPr>
-          <w:rFonts w:ascii="Calibri" w:eastAsia="Calibri" w:hAnsi="Calibri" w:cs="Calibri"/>
-          <w:color w:val="222222"/>
-          <w:sz w:val="19"/>
-          <w:szCs w:val="19"/>
-        </w:rPr>
-        <w:t xml:space="preserve">  Dr. D.Y. Patil Arts, Commerce &amp; Science College, Pimpri, Pune</w:t>
+        <w:t>B.Sc. in Cyber &amp; Digital Science</w:t>
+      </w:r>
+      <w:r>
+        <w:rPr>
+          <w:rFonts w:ascii="Calibri" w:eastAsia="Calibri" w:hAnsi="Calibri" w:cs="Calibri"/>
+          <w:color w:val="222222"/>
+          <w:sz w:val="19"/>
+          <w:szCs w:val="19"/>
+        </w:rPr>
+        <w:t xml:space="preserve">  —  Dr. D.Y. Patil Arts, Commerce &amp; Science College, Pimpri, Pune</w:t>
       </w:r>
       <w:r>
         <w:rPr>

--- a/resume.docx
+++ b/resume.docx
@@ -32,7 +32,7 @@
           <w:iCs/>
           <w:color w:val="222222"/>
         </w:rPr>
-        <w:t>Application Security Engineer  |  eJPT Certified Penetration Tester  |  Cybersecurity Professional</w:t>
+        <w:t>Junior Penetration Tester  |  eJPT Certified  |  VAPT &amp; Offensive Security</w:t>
       </w:r>
     </w:p>
     <w:p>
@@ -66,7 +66,7 @@
             <w:sz w:val="18"/>
             <w:szCs w:val="18"/>
           </w:rPr>
-          <w:t xml:space="preserve">linkedin.com/in/surajapar  </w:t>
+          <w:t>linkedin.com/in/surajapar</w:t>
         </w:r>
       </w:hyperlink>
       <w:r>
@@ -76,7 +76,7 @@
           <w:sz w:val="18"/>
           <w:szCs w:val="18"/>
         </w:rPr>
-        <w:t xml:space="preserve"> | </w:t>
+        <w:t xml:space="preserve">  |  </w:t>
       </w:r>
       <w:hyperlink r:id="rId6" w:history="1">
         <w:r>
@@ -86,16 +86,7 @@
             <w:sz w:val="18"/>
             <w:szCs w:val="18"/>
           </w:rPr>
-          <w:t xml:space="preserve">  </w:t>
-        </w:r>
-        <w:r>
-          <w:rPr>
-            <w:rStyle w:val="Hyperlink"/>
-            <w:rFonts w:ascii="Calibri" w:eastAsia="Calibri" w:hAnsi="Calibri" w:cs="Calibri"/>
-            <w:sz w:val="18"/>
-            <w:szCs w:val="18"/>
-          </w:rPr>
-          <w:t xml:space="preserve"> github.com/surajapar  </w:t>
+          <w:t>github.com/surajapar</w:t>
         </w:r>
       </w:hyperlink>
       <w:r>
@@ -105,7 +96,7 @@
           <w:sz w:val="18"/>
           <w:szCs w:val="18"/>
         </w:rPr>
-        <w:t xml:space="preserve"> |   </w:t>
+        <w:t xml:space="preserve">  |  </w:t>
       </w:r>
       <w:hyperlink r:id="rId7" w:history="1">
         <w:r>
@@ -125,7 +116,7 @@
           <w:sz w:val="18"/>
           <w:szCs w:val="18"/>
         </w:rPr>
-        <w:t xml:space="preserve">   |   </w:t>
+        <w:t xml:space="preserve">  |  </w:t>
       </w:r>
       <w:hyperlink r:id="rId8" w:history="1">
         <w:r>
@@ -138,6 +129,26 @@
           <w:t>tryhackme.com/p/surajapar</w:t>
         </w:r>
       </w:hyperlink>
+      <w:r>
+        <w:rPr>
+          <w:rFonts w:ascii="Calibri" w:eastAsia="Calibri" w:hAnsi="Calibri" w:cs="Calibri"/>
+          <w:color w:val="222222"/>
+          <w:sz w:val="18"/>
+          <w:szCs w:val="18"/>
+        </w:rPr>
+        <w:t xml:space="preserve">  |  </w:t>
+      </w:r>
+      <w:hyperlink r:id="rId9" w:history="1">
+        <w:r>
+          <w:rPr>
+            <w:rStyle w:val="Hyperlink"/>
+            <w:rFonts w:ascii="Calibri" w:eastAsia="Calibri" w:hAnsi="Calibri" w:cs="Calibri"/>
+            <w:sz w:val="18"/>
+            <w:szCs w:val="18"/>
+          </w:rPr>
+          <w:t>hackthebox.com/jiraiya7</w:t>
+        </w:r>
+      </w:hyperlink>
     </w:p>
     <w:p>
       <w:pPr>
@@ -168,25 +179,7 @@
           <w:sz w:val="19"/>
           <w:szCs w:val="19"/>
         </w:rPr>
-        <w:t xml:space="preserve">Cybersecurity professional with hands-on foundation in application-security fundamentals: OWASP Top 10, secure coding review, vulnerability assessment, and Python/Bash scripting, backed by an eJPT (eLearnSecurity Junior Penetration Tester) certification. TryHackMe Top </w:t>
-      </w:r>
-      <w:r>
-        <w:rPr>
-          <w:rFonts w:ascii="Calibri" w:eastAsia="Calibri" w:hAnsi="Calibri" w:cs="Calibri"/>
-          <w:color w:val="222222"/>
-          <w:sz w:val="19"/>
-          <w:szCs w:val="19"/>
-        </w:rPr>
-        <w:t>2</w:t>
-      </w:r>
-      <w:r>
-        <w:rPr>
-          <w:rFonts w:ascii="Calibri" w:eastAsia="Calibri" w:hAnsi="Calibri" w:cs="Calibri"/>
-          <w:color w:val="222222"/>
-          <w:sz w:val="19"/>
-          <w:szCs w:val="19"/>
-        </w:rPr>
-        <w:t>% (Level 10 Master rank) with practical exposure to identifying, triaging, and documenting security vulnerabilities across web applications and networked systems. Published technical security research (4 articles) on vulnerability analysis and exploitation methodology. Seeking to bring a builder's mindset and strong attention to detail to an Application Security Engineer role, supporting secure SDLC integration and DevSecOps practices.</w:t>
+        <w:t>Cybersecurity student with a hands-on foundation in penetration testing fundamentals: OWASP Top 10, vulnerability assessment, and Python/Bash scripting, backed by an eJPT (eLearnSecurity Junior Penetration Tester) certification. Ranked in the top 1% on TryHackMe (Legend, 221 rooms completed) and at Professional rank on Hack The Box (Level 52), with practical lab experience identifying, exploiting, and documenting vulnerabilities across web applications and networked systems. Published 14 lab writeups on Medium documenting host and network penetration testing methodology. Pursuing HTB Certified Penetration Testing Specialist (CPTS), with lab practice in reconnaissance, exploitation, and post-exploitation. Seeking a Junior Penetration Tester / VAPT role, contributing to web, network, and application security assessments.</w:t>
       </w:r>
     </w:p>
     <w:p>
@@ -216,7 +209,7 @@
         </w:numPr>
         <w:spacing w:after="40"/>
       </w:pPr>
-      <w:hyperlink r:id="rId9" w:anchor="acc.LgXWma7S" w:history="1">
+      <w:hyperlink r:id="rId10" w:anchor="acc.drWuHVsK" w:history="1">
         <w:r>
           <w:rPr>
             <w:rStyle w:val="Hyperlink"/>
@@ -244,7 +237,7 @@
           <w:sz w:val="19"/>
           <w:szCs w:val="19"/>
         </w:rPr>
-        <w:t>Junior Penetration Tester, Web Fundamentals, Cyber Security 101, Pre-Security — TryHackMe (2024–2025)</w:t>
+        <w:t>Junior Penetration Tester, Web Fundamentals, Cyber Security 101, Pre-Security learning paths — TryHackMe (2024–2025)</w:t>
       </w:r>
     </w:p>
     <w:p>
@@ -297,16 +290,16 @@
           <w:sz w:val="19"/>
           <w:szCs w:val="19"/>
         </w:rPr>
-        <w:t xml:space="preserve">Application Security: </w:t>
-      </w:r>
-      <w:r>
-        <w:rPr>
-          <w:rFonts w:ascii="Calibri" w:eastAsia="Calibri" w:hAnsi="Calibri" w:cs="Calibri"/>
-          <w:color w:val="222222"/>
-          <w:sz w:val="19"/>
-          <w:szCs w:val="19"/>
-        </w:rPr>
-        <w:t>OWASP Top 10, CWE, secure code review fundamentals, vulnerability assessment &amp; reporting, CVE/CVSS scoring</w:t>
+        <w:t xml:space="preserve">Penetration Testing / VAPT: </w:t>
+      </w:r>
+      <w:r>
+        <w:rPr>
+          <w:rFonts w:ascii="Calibri" w:eastAsia="Calibri" w:hAnsi="Calibri" w:cs="Calibri"/>
+          <w:color w:val="222222"/>
+          <w:sz w:val="19"/>
+          <w:szCs w:val="19"/>
+        </w:rPr>
+        <w:t>OWASP Top 10, CWE, vulnerability assessment &amp; exploitation, manual and tool-assisted testing, CVE/CVSS scoring, report writing</w:t>
       </w:r>
     </w:p>
     <w:p>
@@ -331,7 +324,7 @@
           <w:sz w:val="19"/>
           <w:szCs w:val="19"/>
         </w:rPr>
-        <w:t>Burp Suite, Nmap, Metasploit Framework, SQLMap, Hydra, Gobuster, Netcat</w:t>
+        <w:t>Burp Suite, Nmap, Metasploit Framework, SQLMap, Hydra, Gobuster, Netcat, Wireshark</w:t>
       </w:r>
     </w:p>
     <w:p>
@@ -397,31 +390,6 @@
           <w:sz w:val="19"/>
           <w:szCs w:val="19"/>
         </w:rPr>
-        <w:t xml:space="preserve">Defensive / SOC: </w:t>
-      </w:r>
-      <w:r>
-        <w:rPr>
-          <w:rFonts w:ascii="Calibri" w:eastAsia="Calibri" w:hAnsi="Calibri" w:cs="Calibri"/>
-          <w:color w:val="222222"/>
-          <w:sz w:val="19"/>
-          <w:szCs w:val="19"/>
-        </w:rPr>
-        <w:t>Wireshark (packet analysis), log analysis, SIEM concepts, intrusion detection fundamentals</w:t>
-      </w:r>
-    </w:p>
-    <w:p>
-      <w:pPr>
-        <w:spacing w:after="40"/>
-      </w:pPr>
-      <w:r>
-        <w:rPr>
-          <w:rFonts w:ascii="Calibri" w:eastAsia="Calibri" w:hAnsi="Calibri" w:cs="Calibri"/>
-          <w:b/>
-          <w:bCs/>
-          <w:color w:val="222222"/>
-          <w:sz w:val="19"/>
-          <w:szCs w:val="19"/>
-        </w:rPr>
         <w:t xml:space="preserve">Domains: </w:t>
       </w:r>
       <w:r>
@@ -431,7 +399,7 @@
           <w:sz w:val="19"/>
           <w:szCs w:val="19"/>
         </w:rPr>
-        <w:t>Web Application Security, Network Reconnaissance &amp; Scanning, Privilege Escalation, Digital Forensics (Introductory), CTF Methodology</w:t>
+        <w:t>Web Application Security, Network Reconnaissance &amp; Scanning, Password Attacks &amp; Hash Cracking, Privilege Escalation, Post-Exploitation, CTF Methodology, Digital Forensics (Introductory)</w:t>
       </w:r>
     </w:p>
     <w:p>
@@ -455,200 +423,22 @@
     <w:p>
       <w:pPr>
         <w:tabs>
-          <w:tab w:val="right" w:pos="9360"/>
+          <w:tab w:val="right" w:pos="10840"/>
         </w:tabs>
         <w:spacing w:before="100" w:after="20"/>
       </w:pPr>
-      <w:r>
-        <w:rPr>
-          <w:rFonts w:ascii="Calibri" w:eastAsia="Calibri" w:hAnsi="Calibri" w:cs="Calibri"/>
-          <w:b/>
-          <w:bCs/>
-          <w:color w:val="222222"/>
-          <w:sz w:val="19"/>
-          <w:szCs w:val="19"/>
-        </w:rPr>
-        <w:t>File &amp; Directory Integrity Checker</w:t>
-      </w:r>
-      <w:r>
-        <w:rPr>
-          <w:rFonts w:ascii="Calibri" w:eastAsia="Calibri" w:hAnsi="Calibri" w:cs="Calibri"/>
-          <w:color w:val="222222"/>
-          <w:sz w:val="19"/>
-          <w:szCs w:val="19"/>
-        </w:rPr>
-        <w:t xml:space="preserve">  —  Personal Project (Python/Bash)</w:t>
-      </w:r>
-      <w:r>
-        <w:rPr>
-          <w:rFonts w:ascii="Calibri" w:eastAsia="Calibri" w:hAnsi="Calibri" w:cs="Calibri"/>
-          <w:i/>
-          <w:iCs/>
-          <w:color w:val="222222"/>
-          <w:sz w:val="19"/>
-          <w:szCs w:val="19"/>
-        </w:rPr>
-        <w:tab/>
-        <w:t>2025</w:t>
-      </w:r>
-    </w:p>
-    <w:p>
-      <w:pPr>
-        <w:pStyle w:val="ListParagraph"/>
-        <w:numPr>
-          <w:ilvl w:val="0"/>
-          <w:numId w:val="2"/>
-        </w:numPr>
-        <w:spacing w:after="40"/>
-      </w:pPr>
-      <w:r>
-        <w:rPr>
-          <w:rFonts w:ascii="Calibri" w:eastAsia="Calibri" w:hAnsi="Calibri" w:cs="Calibri"/>
-          <w:color w:val="222222"/>
-          <w:sz w:val="19"/>
-          <w:szCs w:val="19"/>
-        </w:rPr>
-        <w:t>Built a script-based SHA-256 integrity verification tool detecting unauthorized file and directory modifications — applicable to host-based intrusion detection and secure configuration monitoring</w:t>
-      </w:r>
-    </w:p>
-    <w:p>
-      <w:pPr>
-        <w:pStyle w:val="ListParagraph"/>
-        <w:numPr>
-          <w:ilvl w:val="0"/>
-          <w:numId w:val="2"/>
-        </w:numPr>
-        <w:spacing w:after="40"/>
-      </w:pPr>
-      <w:r>
-        <w:rPr>
-          <w:rFonts w:ascii="Calibri" w:eastAsia="Calibri" w:hAnsi="Calibri" w:cs="Calibri"/>
-          <w:color w:val="222222"/>
-          <w:sz w:val="19"/>
-          <w:szCs w:val="19"/>
-        </w:rPr>
-        <w:t>Structured alert output to mirror SOC/incident-response workflows; reduced manual verification effort by ~60–70% (estimated)</w:t>
-      </w:r>
-    </w:p>
-    <w:p>
-      <w:pPr>
-        <w:pBdr>
-          <w:bottom w:val="single" w:sz="4" w:space="2" w:color="1F3864"/>
-        </w:pBdr>
-        <w:spacing w:before="160" w:after="60"/>
-      </w:pPr>
-      <w:r>
-        <w:rPr>
-          <w:rFonts w:ascii="Calibri" w:eastAsia="Calibri" w:hAnsi="Calibri" w:cs="Calibri"/>
-          <w:b/>
-          <w:bCs/>
-          <w:color w:val="1F3864"/>
-          <w:spacing w:val="6"/>
-        </w:rPr>
-        <w:t>EXPERIENCE</w:t>
-      </w:r>
-    </w:p>
-    <w:p>
-      <w:pPr>
-        <w:tabs>
-          <w:tab w:val="right" w:pos="9360"/>
-        </w:tabs>
-        <w:spacing w:before="100" w:after="20"/>
-      </w:pPr>
-      <w:r>
-        <w:rPr>
-          <w:rFonts w:ascii="Calibri" w:eastAsia="Calibri" w:hAnsi="Calibri" w:cs="Calibri"/>
-          <w:b/>
-          <w:bCs/>
-          <w:color w:val="222222"/>
-          <w:sz w:val="19"/>
-          <w:szCs w:val="19"/>
-        </w:rPr>
-        <w:t>Cybersecurity Analyst Simulation</w:t>
-      </w:r>
-      <w:r>
-        <w:rPr>
-          <w:rFonts w:ascii="Calibri" w:eastAsia="Calibri" w:hAnsi="Calibri" w:cs="Calibri"/>
-          <w:color w:val="222222"/>
-          <w:sz w:val="19"/>
-          <w:szCs w:val="19"/>
-        </w:rPr>
-        <w:t xml:space="preserve">  —  Mastercard (via Forage)</w:t>
-      </w:r>
-      <w:r>
-        <w:rPr>
-          <w:rFonts w:ascii="Calibri" w:eastAsia="Calibri" w:hAnsi="Calibri" w:cs="Calibri"/>
-          <w:i/>
-          <w:iCs/>
-          <w:color w:val="222222"/>
-          <w:sz w:val="19"/>
-          <w:szCs w:val="19"/>
-        </w:rPr>
-        <w:tab/>
-        <w:t>2025</w:t>
-      </w:r>
-    </w:p>
-    <w:p>
-      <w:pPr>
-        <w:pStyle w:val="ListParagraph"/>
-        <w:numPr>
-          <w:ilvl w:val="0"/>
-          <w:numId w:val="2"/>
-        </w:numPr>
-        <w:spacing w:after="40"/>
-      </w:pPr>
-      <w:r>
-        <w:rPr>
-          <w:rFonts w:ascii="Calibri" w:eastAsia="Calibri" w:hAnsi="Calibri" w:cs="Calibri"/>
-          <w:color w:val="222222"/>
-          <w:sz w:val="19"/>
-          <w:szCs w:val="19"/>
-        </w:rPr>
-        <w:t>Simulated SOC/security-assessment workflows: analyzed phishing emails for social-engineering tactics, assessed organizational security risks, and proposed remediation controls</w:t>
-      </w:r>
-    </w:p>
-    <w:p>
-      <w:pPr>
-        <w:pStyle w:val="ListParagraph"/>
-        <w:numPr>
-          <w:ilvl w:val="0"/>
-          <w:numId w:val="2"/>
-        </w:numPr>
-        <w:spacing w:after="40"/>
-      </w:pPr>
-      <w:r>
-        <w:rPr>
-          <w:rFonts w:ascii="Calibri" w:eastAsia="Calibri" w:hAnsi="Calibri" w:cs="Calibri"/>
-          <w:color w:val="222222"/>
-          <w:sz w:val="19"/>
-          <w:szCs w:val="19"/>
-        </w:rPr>
-        <w:t>Produced a security awareness training document for non-technical employees, translating technical risk into actionable guidance</w:t>
-      </w:r>
-    </w:p>
-    <w:p>
-      <w:pPr>
-        <w:pBdr>
-          <w:bottom w:val="single" w:sz="4" w:space="2" w:color="1F3864"/>
-        </w:pBdr>
-        <w:spacing w:before="160" w:after="60"/>
-      </w:pPr>
-      <w:r>
-        <w:rPr>
-          <w:rFonts w:ascii="Calibri" w:eastAsia="Calibri" w:hAnsi="Calibri" w:cs="Calibri"/>
-          <w:b/>
-          <w:bCs/>
-          <w:color w:val="1F3864"/>
-          <w:spacing w:val="6"/>
-        </w:rPr>
-        <w:t>SECURITY RESEARCH &amp; PUBLICATIONS</w:t>
-      </w:r>
-    </w:p>
-    <w:p>
-      <w:pPr>
-        <w:spacing w:after="40"/>
-      </w:pPr>
-      <w:hyperlink r:id="rId10" w:history="1">
+      <w:hyperlink r:id="rId11" w:history="1">
+        <w:r>
+          <w:rPr>
+            <w:rStyle w:val="Hyperlink"/>
+            <w:rFonts w:ascii="Calibri" w:eastAsia="Calibri" w:hAnsi="Calibri" w:cs="Calibri"/>
+            <w:b/>
+            <w:bCs/>
+            <w:sz w:val="19"/>
+            <w:szCs w:val="19"/>
+          </w:rPr>
+          <w:t>File &amp; Directory Integrity Checker</w:t>
+        </w:r>
         <w:r>
           <w:rPr>
             <w:rStyle w:val="Hyperlink"/>
@@ -656,7 +446,7 @@
             <w:sz w:val="19"/>
             <w:szCs w:val="19"/>
           </w:rPr>
-          <w:t>Technical Author, InfoSec Write-ups (Medium</w:t>
+          <w:t xml:space="preserve"> </w:t>
         </w:r>
       </w:hyperlink>
       <w:r>
@@ -666,7 +456,57 @@
           <w:sz w:val="19"/>
           <w:szCs w:val="19"/>
         </w:rPr>
-        <w:t>) — 4 published articles covering Nmap host discovery, network fundamentals, and eJPT CTF methodology (vulnerability assessment and system exploitation). Full portfolio: surajapar.medium.com</w:t>
+        <w:t xml:space="preserve"> —  Personal Project (Python/Bash)</w:t>
+      </w:r>
+      <w:r>
+        <w:rPr>
+          <w:rFonts w:ascii="Calibri" w:eastAsia="Calibri" w:hAnsi="Calibri" w:cs="Calibri"/>
+          <w:i/>
+          <w:iCs/>
+          <w:color w:val="222222"/>
+          <w:sz w:val="19"/>
+          <w:szCs w:val="19"/>
+        </w:rPr>
+        <w:tab/>
+        <w:t>2025</w:t>
+      </w:r>
+    </w:p>
+    <w:p>
+      <w:pPr>
+        <w:pStyle w:val="ListParagraph"/>
+        <w:numPr>
+          <w:ilvl w:val="0"/>
+          <w:numId w:val="2"/>
+        </w:numPr>
+        <w:spacing w:after="40"/>
+      </w:pPr>
+      <w:r>
+        <w:rPr>
+          <w:rFonts w:ascii="Calibri" w:eastAsia="Calibri" w:hAnsi="Calibri" w:cs="Calibri"/>
+          <w:color w:val="222222"/>
+          <w:sz w:val="19"/>
+          <w:szCs w:val="19"/>
+        </w:rPr>
+        <w:t>Built a script-based SHA-256 integrity verification tool detecting unauthorized file and directory modifications — applicable to host-based intrusion detection and secure configuration monitoring</w:t>
+      </w:r>
+    </w:p>
+    <w:p>
+      <w:pPr>
+        <w:pStyle w:val="ListParagraph"/>
+        <w:numPr>
+          <w:ilvl w:val="0"/>
+          <w:numId w:val="2"/>
+        </w:numPr>
+        <w:spacing w:after="40"/>
+      </w:pPr>
+      <w:r>
+        <w:rPr>
+          <w:rFonts w:ascii="Calibri" w:eastAsia="Calibri" w:hAnsi="Calibri" w:cs="Calibri"/>
+          <w:color w:val="222222"/>
+          <w:sz w:val="19"/>
+          <w:szCs w:val="19"/>
+        </w:rPr>
+        <w:t>Structured alert output for clear, actionable reporting of detected changes; reduced manual verification effort</w:t>
       </w:r>
     </w:p>
     <w:p>
@@ -684,21 +524,171 @@
           <w:color w:val="1F3864"/>
           <w:spacing w:val="6"/>
         </w:rPr>
-        <w:t>EDUCATION</w:t>
+        <w:t>EXPERIENCE &amp; SIMULATIONS</w:t>
       </w:r>
     </w:p>
     <w:p>
       <w:pPr>
         <w:tabs>
-          <w:tab w:val="right" w:pos="9360"/>
+          <w:tab w:val="right" w:pos="10840"/>
         </w:tabs>
         <w:spacing w:before="100" w:after="20"/>
       </w:pPr>
+      <w:hyperlink r:id="rId12" w:history="1">
+        <w:r>
+          <w:rPr>
+            <w:rStyle w:val="Hyperlink"/>
+            <w:rFonts w:ascii="Calibri" w:eastAsia="Calibri" w:hAnsi="Calibri" w:cs="Calibri"/>
+            <w:b/>
+            <w:bCs/>
+            <w:sz w:val="19"/>
+            <w:szCs w:val="19"/>
+          </w:rPr>
+          <w:t>Cybersecurity Analyst Simulation</w:t>
+        </w:r>
+        <w:r>
+          <w:rPr>
+            <w:rStyle w:val="Hyperlink"/>
+            <w:rFonts w:ascii="Calibri" w:eastAsia="Calibri" w:hAnsi="Calibri" w:cs="Calibri"/>
+            <w:sz w:val="19"/>
+            <w:szCs w:val="19"/>
+          </w:rPr>
+          <w:t xml:space="preserve"> </w:t>
+        </w:r>
+      </w:hyperlink>
+      <w:r>
+        <w:rPr>
+          <w:rFonts w:ascii="Calibri" w:eastAsia="Calibri" w:hAnsi="Calibri" w:cs="Calibri"/>
+          <w:color w:val="222222"/>
+          <w:sz w:val="19"/>
+          <w:szCs w:val="19"/>
+        </w:rPr>
+        <w:t xml:space="preserve"> —  Mastercard (via Forage)</w:t>
+      </w:r>
+      <w:r>
+        <w:rPr>
+          <w:rFonts w:ascii="Calibri" w:eastAsia="Calibri" w:hAnsi="Calibri" w:cs="Calibri"/>
+          <w:i/>
+          <w:iCs/>
+          <w:color w:val="222222"/>
+          <w:sz w:val="19"/>
+          <w:szCs w:val="19"/>
+        </w:rPr>
+        <w:tab/>
+        <w:t>2025</w:t>
+      </w:r>
+    </w:p>
+    <w:p>
+      <w:pPr>
+        <w:pStyle w:val="ListParagraph"/>
+        <w:numPr>
+          <w:ilvl w:val="0"/>
+          <w:numId w:val="2"/>
+        </w:numPr>
+        <w:spacing w:after="40"/>
+      </w:pPr>
+      <w:r>
+        <w:rPr>
+          <w:rFonts w:ascii="Calibri" w:eastAsia="Calibri" w:hAnsi="Calibri" w:cs="Calibri"/>
+          <w:color w:val="222222"/>
+          <w:sz w:val="19"/>
+          <w:szCs w:val="19"/>
+        </w:rPr>
+        <w:t>Analyzed phishing emails to identify social-engineering attack techniques and assessed organizational security risks, proposing practical remediation controls</w:t>
+      </w:r>
+    </w:p>
+    <w:p>
+      <w:pPr>
+        <w:pStyle w:val="ListParagraph"/>
+        <w:numPr>
+          <w:ilvl w:val="0"/>
+          <w:numId w:val="2"/>
+        </w:numPr>
+        <w:spacing w:after="40"/>
+      </w:pPr>
+      <w:r>
+        <w:rPr>
+          <w:rFonts w:ascii="Calibri" w:eastAsia="Calibri" w:hAnsi="Calibri" w:cs="Calibri"/>
+          <w:color w:val="222222"/>
+          <w:sz w:val="19"/>
+          <w:szCs w:val="19"/>
+        </w:rPr>
+        <w:t>Produced a security awareness training document for non-technical employees, translating technical risk into actionable guidance</w:t>
+      </w:r>
+    </w:p>
+    <w:p>
+      <w:pPr>
+        <w:pBdr>
+          <w:bottom w:val="single" w:sz="4" w:space="2" w:color="1F3864"/>
+        </w:pBdr>
+        <w:spacing w:before="160" w:after="60"/>
+      </w:pPr>
       <w:r>
         <w:rPr>
           <w:rFonts w:ascii="Calibri" w:eastAsia="Calibri" w:hAnsi="Calibri" w:cs="Calibri"/>
           <w:b/>
           <w:bCs/>
+          <w:color w:val="1F3864"/>
+          <w:spacing w:val="6"/>
+        </w:rPr>
+        <w:t>LAB WRITEUPS</w:t>
+      </w:r>
+    </w:p>
+    <w:p>
+      <w:pPr>
+        <w:spacing w:after="40"/>
+      </w:pPr>
+      <w:hyperlink r:id="rId13" w:history="1">
+        <w:r>
+          <w:rPr>
+            <w:rStyle w:val="Hyperlink"/>
+            <w:rFonts w:ascii="Calibri" w:eastAsia="Calibri" w:hAnsi="Calibri" w:cs="Calibri"/>
+            <w:sz w:val="19"/>
+            <w:szCs w:val="19"/>
+          </w:rPr>
+          <w:t>Contributor, InfoSec Write-ups (Medium)</w:t>
+        </w:r>
+      </w:hyperlink>
+      <w:r>
+        <w:rPr>
+          <w:rFonts w:ascii="Calibri" w:eastAsia="Calibri" w:hAnsi="Calibri" w:cs="Calibri"/>
+          <w:color w:val="222222"/>
+          <w:sz w:val="19"/>
+          <w:szCs w:val="19"/>
+        </w:rPr>
+        <w:t xml:space="preserve"> — 14 published writeups: 11 eJPT (INE) lab walkthroughs covering vulnerability assessment, host and network attacks, Metasploit, exploitation and post-exploitation, plus a 3-part Nmap and networking fundamentals series.</w:t>
+      </w:r>
+    </w:p>
+    <w:p>
+      <w:pPr>
+        <w:pBdr>
+          <w:bottom w:val="single" w:sz="4" w:space="2" w:color="1F3864"/>
+        </w:pBdr>
+        <w:spacing w:before="160" w:after="60"/>
+      </w:pPr>
+      <w:r>
+        <w:rPr>
+          <w:rFonts w:ascii="Calibri" w:eastAsia="Calibri" w:hAnsi="Calibri" w:cs="Calibri"/>
+          <w:b/>
+          <w:bCs/>
+          <w:color w:val="1F3864"/>
+          <w:spacing w:val="6"/>
+        </w:rPr>
+        <w:t>EDUCATION</w:t>
+      </w:r>
+    </w:p>
+    <w:p>
+      <w:pPr>
+        <w:tabs>
+          <w:tab w:val="right" w:pos="10840"/>
+        </w:tabs>
+        <w:spacing w:before="100" w:after="20"/>
+      </w:pPr>
+      <w:r>
+        <w:rPr>
+          <w:rFonts w:ascii="Calibri" w:eastAsia="Calibri" w:hAnsi="Calibri" w:cs="Calibri"/>
+          <w:b/>
+          <w:bCs/>
           <w:color w:val="222222"/>
           <w:sz w:val="19"/>
           <w:szCs w:val="19"/>
@@ -735,7 +725,7 @@
           <w:sz w:val="19"/>
           <w:szCs w:val="19"/>
         </w:rPr>
-        <w:t>Affiliated to Savitribai Phule Pune University</w:t>
+        <w:t>Affiliated to Savitribai Phule Pune University  |  Average SGPA: 8.56 (Semesters 1–4)</w:t>
       </w:r>
     </w:p>
     <w:sectPr>
